--- a/2026.03.15 掘进工作面规程智能生成平台的研究（AI增补版）.docx
+++ b/2026.03.15 掘进工作面规程智能生成平台的研究（AI增补版）.docx
@@ -1797,511 +1797,100 @@
               <w:spacing w:line="540" w:lineRule="exact"/>
             </w:pPr>
             <w:r>
-              <w:rPr>
-                <w:rFonts w:ascii="仿宋_GB2312" w:hAnsi="仿宋_GB2312" w:eastAsia="仿宋_GB2312"/>
-                <w:b/>
-                <w:sz w:val="32"/>
-              </w:rPr>
               <w:t>（一）主要研究、试验内容</w:t>
-            </w:r>
-          </w:p>
-          <w:p>
-            <w:pPr>
-              <w:spacing w:line="540" w:lineRule="exact"/>
-              <w:ind w:firstLine="640"/>
-            </w:pPr>
-            <w:r>
-              <w:rPr>
-                <w:rFonts w:ascii="仿宋_GB2312" w:hAnsi="仿宋_GB2312" w:eastAsia="仿宋_GB2312"/>
-                <w:sz w:val="32"/>
-              </w:rPr>
+              <w:br/>
               <w:t>本项目聚焦煤矿掘进工作面作业规程自动生成核心需求，以"现场参数选择-标准库匹配-AI深度生成-自迭代质量闭环-合规审查"为核心链路，结合华阳集团各矿掘进现场实际需求，深度融合大语言模型（LLM）技术与煤矿采矿工程专业知识，通过"基础库搭建、核心规则制定、AI引擎开发、功能模块开发、现场场景验证、迭代优化完善"的实施路径，最终实现规程编制从"人工15天手工撰写"到"AI辅助30分钟完成"的历史性跨越。</w:t>
-            </w:r>
-          </w:p>
-          <w:p>
-            <w:pPr>
-              <w:spacing w:line="540" w:lineRule="exact"/>
-              <w:ind w:firstLine="640"/>
-            </w:pPr>
-            <w:r>
-              <w:rPr>
-                <w:rFonts w:ascii="仿宋_GB2312" w:hAnsi="仿宋_GB2312" w:eastAsia="仿宋_GB2312"/>
-                <w:sz w:val="32"/>
-              </w:rPr>
+              <w:br/>
               <w:t>主要研究内容包括：</w:t>
-            </w:r>
-          </w:p>
-          <w:p>
-            <w:pPr>
-              <w:spacing w:line="540" w:lineRule="exact"/>
-              <w:ind w:firstLine="640"/>
-            </w:pPr>
-            <w:r>
-              <w:rPr>
-                <w:rFonts w:ascii="仿宋_GB2312" w:hAnsi="仿宋_GB2312" w:eastAsia="仿宋_GB2312"/>
-                <w:b/>
-                <w:sz w:val="32"/>
-              </w:rPr>
-              <w:t>1. 工程参数结构化录入与基线建模</w:t>
-            </w:r>
-          </w:p>
-          <w:p>
-            <w:pPr>
-              <w:spacing w:line="540" w:lineRule="exact"/>
-              <w:ind w:firstLine="640"/>
-            </w:pPr>
-            <w:r>
-              <w:rPr>
-                <w:rFonts w:ascii="仿宋_GB2312" w:hAnsi="仿宋_GB2312" w:eastAsia="仿宋_GB2312"/>
-                <w:sz w:val="32"/>
-              </w:rPr>
-              <w:t>录入矿井基础参数（围岩级别、煤层厚度、断面尺寸、断层数量、瓦斯涌出量、涌水量等），建立参数基线模型，为后续AI生成章节的数据一致性奠定基础。</w:t>
-            </w:r>
-          </w:p>
-          <w:p>
-            <w:pPr>
-              <w:spacing w:line="540" w:lineRule="exact"/>
-              <w:ind w:firstLine="640"/>
-            </w:pPr>
-            <w:r>
-              <w:rPr>
-                <w:rFonts w:ascii="仿宋_GB2312" w:hAnsi="仿宋_GB2312" w:eastAsia="仿宋_GB2312"/>
-                <w:b/>
-                <w:sz w:val="32"/>
-              </w:rPr>
-              <w:t>2. 工程计算引擎研发</w:t>
-            </w:r>
-          </w:p>
-          <w:p>
-            <w:pPr>
-              <w:spacing w:line="540" w:lineRule="exact"/>
-              <w:ind w:firstLine="640"/>
-            </w:pPr>
-            <w:r>
-              <w:rPr>
-                <w:rFonts w:ascii="仿宋_GB2312" w:hAnsi="仿宋_GB2312" w:eastAsia="仿宋_GB2312"/>
-                <w:sz w:val="32"/>
-              </w:rPr>
-              <w:t>研发三大计算引擎：支护计算引擎（锚杆/锚索参数、锚固力、安全系数计算，精度≥99%）、通风计算引擎（需风量、风速、传感器布置计算）、循环计算引擎（循环进尺、工序编排、人员配置优化），计算结果自动以完整推导过程注入规程正文，替代人工手算。</w:t>
-            </w:r>
-          </w:p>
-          <w:p>
-            <w:pPr>
-              <w:spacing w:line="540" w:lineRule="exact"/>
-              <w:ind w:firstLine="640"/>
-            </w:pPr>
-            <w:r>
-              <w:rPr>
-                <w:rFonts w:ascii="仿宋_GB2312" w:hAnsi="仿宋_GB2312" w:eastAsia="仿宋_GB2312"/>
-                <w:sz w:val="32"/>
-              </w:rPr>
-              <w:t>3. RAG三层融合知识库构建</w:t>
-            </w:r>
-          </w:p>
-          <w:p>
-            <w:pPr>
-              <w:spacing w:line="540" w:lineRule="exact"/>
-              <w:ind w:firstLine="640"/>
-            </w:pPr>
-            <w:r>
-              <w:rPr>
-                <w:rFonts w:ascii="仿宋_GB2312" w:hAnsi="仿宋_GB2312" w:eastAsia="仿宋_GB2312"/>
-                <w:sz w:val="32"/>
-              </w:rPr>
-              <w:t>构建pgvector向量数据库，整合国家标准、行业规范、集团规定与历史规程知识库，实现"语义向量检索→关系遍历→结构化精确查表"的三层检索流水线，确保AI生成内容精准引用国标/行标/集团条款。</w:t>
-            </w:r>
-          </w:p>
-          <w:p>
-            <w:pPr>
-              <w:spacing w:line="540" w:lineRule="exact"/>
-              <w:ind w:firstLine="640"/>
-            </w:pPr>
-            <w:r>
-              <w:rPr>
-                <w:rFonts w:ascii="仿宋_GB2312" w:hAnsi="仿宋_GB2312" w:eastAsia="仿宋_GB2312"/>
-                <w:sz w:val="32"/>
-              </w:rPr>
-              <w:t>4. AI智能生成引擎（七层自迭代架构）</w:t>
-            </w:r>
-          </w:p>
-          <w:p>
-            <w:pPr>
-              <w:spacing w:line="540" w:lineRule="exact"/>
-              <w:ind w:firstLine="640"/>
-            </w:pPr>
-            <w:r>
-              <w:rPr>
-                <w:rFonts w:ascii="仿宋_GB2312" w:hAnsi="仿宋_GB2312" w:eastAsia="仿宋_GB2312"/>
-                <w:sz w:val="32"/>
-              </w:rPr>
-              <w:t>构建七层深度优化生成流水线：</w:t>
-            </w:r>
-          </w:p>
-          <w:p>
-            <w:pPr>
-              <w:spacing w:line="540" w:lineRule="exact"/>
-              <w:ind w:firstLine="640"/>
-            </w:pPr>
-            <w:r>
-              <w:rPr>
-                <w:rFonts w:ascii="仿宋_GB2312" w:hAnsi="仿宋_GB2312" w:eastAsia="仿宋_GB2312"/>
-                <w:sz w:val="32"/>
-              </w:rPr>
+              <w:br/>
+              <w:t>1. 掘进专业标准化基础库构建</w:t>
+              <w:br/>
+              <w:t>构建覆盖政策规范与工程实践的双层标准化基础库，为作业规程自动生成提供数据支撑。一方面系统收集国家、行业及集团层面的掘进相关法律法规、技术规范和安全规程（如《煤矿安全规程》《煤矿巷道锚杆支护技术规范》《煤矿围岩分类》等），形成覆盖进回风巷、高抽巷、低抽巷、切巷的规范标准库；另一方面整理集团各矿历史掘进工程资料，包括设计图纸、审批规程、矿压监测报告、支护记录及设备说明等，筛选不同围岩条件、煤层厚度及掘进类型的典型工程案例，形成标准化工程资料库与典型案例库。同时建立掘进施工设备选型数据库（涵盖综掘机、锚杆钻机、耙装机、皮带运输机、刮板运输机、局部通风机等主要掘进设备的型号、技术参数与适用条件）和支护材料参数库（涵盖锚杆、锚索、树脂药卷、金属网、塑料网、W钢带、托盘、喷射混凝土等主要支护材料的规格、用量标准与配套关系），为设备材料自动匹配与工程量清单生成奠定数据基础。基础库采用 PostgreSQL 16 + pgvector 向量数据库技术构建，支持标准条款的语义化存储与毫秒级相似度检索，为AI引擎提供可靠数据基础。</w:t>
+              <w:br/>
+              <w:t>2. 掘进专业数据标准化梳理与编制规则制定</w:t>
+              <w:br/>
+              <w:t>结合集团各矿掘进技术人员的现场实践经验，依据现行行业及集团规范，对基础库内的所有数据进行人工标准化梳理——统一掘进专业术语表述、规范掘进参数格式（如巷道断面尺寸统一为"宽×高"格式、支护间距统一为米制单位、循环进尺统一计量标准）、补全工程资料中的关键缺失参数、剔除不合理的支护参数、矿压数据等异常值，形成逻辑自洽、格式统一的标准化模版。同时，基于标准化模版，结合掘进工程核心理论，制定"地质条件-掘进参数-规程内容"核心匹配规则，明确围岩级别与支护参数、掘进类型与装备选型、矿井灾害等级与安全技术措施、巷道用途与断面设计等一一对应的编制规则，形成体系化、标准化的掘进作业规程编制规则体系，作为平台自动生成规程的核心依据。</w:t>
+              <w:br/>
+              <w:t>3. 工程参数结构化录入与基线建模</w:t>
+              <w:br/>
+              <w:t>录入矿井基础参数（围岩级别、煤层厚度、断面尺寸、断层数量、瓦斯涌出量、涌水量等）及施工设备材料基础参数（掘进方式、拟选用掘进设备型号、支护方式、支护材料规格等），建立参数基线模型，为后续AI生成章节的数据一致性奠定基础。</w:t>
+              <w:br/>
+              <w:t>4. 工程计算引擎研发</w:t>
+              <w:br/>
+              <w:t>研发三大计算引擎：支护计算引擎（根据围岩级别、断面形式、宽高参数自动计算锚杆锚固力、最大允许间排距、推荐每排锚杆数、最少锚索数量、支护密度及安全系数，精度≥99%，并内置合规预警机制）、通风计算引擎（采用三法求需风量——瓦斯涌出法、人数法、炸药法，取三者最大值配风，自动推荐局扇型号与功率，嵌入风速合规校验）、循环计算引擎（根据掘进方式（钻爆法/综掘）自动编排工序、计算循环进尺、日进尺与月进尺、正规循环率，支持校核设计月进尺目标）。计算结果自动以完整推导过程注入规程正文，替代人工手算。三大引擎均为无状态纯函数，可独立调用，也通过 AI 路由引擎的 Tool Calling 自动触发。</w:t>
+              <w:br/>
+              <w:t>5. 掘进施工设备材料配置与工程量清单自动生成</w:t>
+              <w:br/>
+              <w:t>基于工程参数基线与编制规则体系，构建掘进工作面施工设备材料智能配置模块。根据用户录入的巷道类型、掘进方式、断面参数、围岩条件等核心参数，自动匹配推荐施工所需的主要设备清单（包括掘进设备、支护设备、运输设备、通风设备、排水设备、电气设备等，含设备名称、型号规格、数量及主要技术参数）和材料清单（包括锚杆、锚索、树脂药卷、金属网、W钢带、托盘、喷射混凝土等支护材料及其他辅助材料，含材料名称、规格型号、单位及用量）。同时结合循环进尺、月进尺等计算引擎结果，自动生成按循环、按月、按工程总量分级的设备材料工程量清单，明确各类材料消耗量与设备配置数量，为矿方采购备料、成本预算和现场施工组织提供精准数据支撑。</w:t>
+              <w:br/>
+              <w:t>6. RAG三层融合检索引擎开发</w:t>
+              <w:br/>
+              <w:t>构建覆盖标准库、知识库（客户已有规程）与结构化参数表的三层融合检索体系。L1a层：基于 pgvector 对标准库条款进行语义向量检索，支持集团标准加权提升（集团标准权重1.5x）；L1b层：基于 pgvector 对客户已有规程进行知识切片语义检索；L2层：结构化参数推荐表精确查询（支护参数表、通风标准表、设备配置表）；L3层：融合排序与Re-rank，按相关性权重合并三路检索结果。检索结果将注入 AI 引擎的上下文窗口，使生成内容精准匹配国标、行标与集团标准。</w:t>
+              <w:br/>
+              <w:t>7. AI智能生成引擎（七层自迭代架构）</w:t>
+              <w:br/>
+              <w:t>严格按照华阳集团《采掘运技术管理规定》附件2《掘进工作面作业规程编制内容及提纲》的官方章节结构，组装规程文本。计算引擎输出的支护参数、通风配风结果及设备材料工程量清单自动嵌入对应章节。构建七层深度优化生成流水线：</w:t>
+              <w:br/>
               <w:t>（1）RAG相关性过滤：按章节标题关键词对检索结果打分排序，保留高相关知识片段；</w:t>
-            </w:r>
-          </w:p>
-          <w:p>
-            <w:pPr>
-              <w:spacing w:line="540" w:lineRule="exact"/>
-              <w:ind w:firstLine="640"/>
-            </w:pPr>
-            <w:r>
-              <w:rPr>
-                <w:rFonts w:ascii="仿宋_GB2312" w:hAnsi="仿宋_GB2312" w:eastAsia="仿宋_GB2312"/>
-                <w:sz w:val="32"/>
-              </w:rPr>
+              <w:br/>
               <w:t>（2）范文Few-Shot注入：注入专家编写的高质量历史规程范文，引导AI输出风格与专业深度；</w:t>
-            </w:r>
-          </w:p>
-          <w:p>
-            <w:pPr>
-              <w:spacing w:line="540" w:lineRule="exact"/>
-              <w:ind w:firstLine="640"/>
-            </w:pPr>
-            <w:r>
-              <w:rPr>
-                <w:rFonts w:ascii="仿宋_GB2312" w:hAnsi="仿宋_GB2312" w:eastAsia="仿宋_GB2312"/>
-                <w:sz w:val="32"/>
-              </w:rPr>
+              <w:br/>
               <w:t>（3）计算推导文本化：将支护/通风/循环引擎的数值计算过程转化为完整中文叙述，直接嵌入规程正文；</w:t>
-            </w:r>
-          </w:p>
-          <w:p>
-            <w:pPr>
-              <w:spacing w:line="540" w:lineRule="exact"/>
-              <w:ind w:firstLine="640"/>
-            </w:pPr>
-            <w:r>
-              <w:rPr>
-                <w:rFonts w:ascii="仿宋_GB2312" w:hAnsi="仿宋_GB2312" w:eastAsia="仿宋_GB2312"/>
-                <w:sz w:val="32"/>
-              </w:rPr>
+              <w:br/>
               <w:t>（4）半串行基线对齐：核心章节（概述/地质/支护）优先生成并提取参数基线，注入后续章节Prompt，确保跨章节数据一致；</w:t>
-            </w:r>
-          </w:p>
-          <w:p>
-            <w:pPr>
-              <w:spacing w:line="540" w:lineRule="exact"/>
-              <w:ind w:firstLine="640"/>
-            </w:pPr>
-            <w:r>
-              <w:rPr>
-                <w:rFonts w:ascii="仿宋_GB2312" w:hAnsi="仿宋_GB2312" w:eastAsia="仿宋_GB2312"/>
-                <w:sz w:val="32"/>
-              </w:rPr>
+              <w:br/>
               <w:t>（5）多轮深度扩写：首轮完整生成，不足阈值则自动触发二轮补充扩写，单章目标不低于8000字；</w:t>
-            </w:r>
-          </w:p>
-          <w:p>
-            <w:pPr>
-              <w:spacing w:line="540" w:lineRule="exact"/>
-              <w:ind w:firstLine="640"/>
-            </w:pPr>
-            <w:r>
-              <w:rPr>
-                <w:rFonts w:ascii="仿宋_GB2312" w:hAnsi="仿宋_GB2312" w:eastAsia="仿宋_GB2312"/>
-                <w:sz w:val="32"/>
-              </w:rPr>
+              <w:br/>
               <w:t>（6）Critic五项自评：AI"评审专家"角色自动评分，逐条检查模糊表述/数值规范/法规引用/结构完整性/责任岗位，对不足项触发定向重写；</w:t>
-            </w:r>
-          </w:p>
-          <w:p>
-            <w:pPr>
-              <w:spacing w:line="540" w:lineRule="exact"/>
-              <w:ind w:firstLine="640"/>
-            </w:pPr>
-            <w:r>
-              <w:rPr>
-                <w:rFonts w:ascii="仿宋_GB2312" w:hAnsi="仿宋_GB2312" w:eastAsia="仿宋_GB2312"/>
-                <w:sz w:val="32"/>
-              </w:rPr>
-              <w:t>（7）跨章节一致性扫描：全文生成后自动扫描各章节数据矛盾（断层数量、设备型号、人员编制、涌水量、巷道尺寸等），发现矛盾则自动修正受影响章节。</w:t>
-            </w:r>
-          </w:p>
-          <w:p>
-            <w:pPr>
-              <w:spacing w:line="540" w:lineRule="exact"/>
-              <w:ind w:firstLine="640"/>
-            </w:pPr>
-            <w:r>
-              <w:rPr>
-                <w:rFonts w:ascii="仿宋_GB2312" w:hAnsi="仿宋_GB2312" w:eastAsia="仿宋_GB2312"/>
-                <w:b/>
-                <w:sz w:val="32"/>
-              </w:rPr>
-              <w:t>5. 智能Word排版引擎</w:t>
-            </w:r>
-          </w:p>
-          <w:p>
-            <w:pPr>
-              <w:spacing w:line="540" w:lineRule="exact"/>
-              <w:ind w:firstLine="640"/>
-            </w:pPr>
-            <w:r>
-              <w:rPr>
-                <w:rFonts w:ascii="仿宋_GB2312" w:hAnsi="仿宋_GB2312" w:eastAsia="仿宋_GB2312"/>
-                <w:sz w:val="32"/>
-              </w:rPr>
-              <w:t>最终输出的Word文件通过智能排版引擎自动识别内容层级（节/条/款/项），应用Word原生大纲样式（Heading 2/3/4），实现首行自动缩进、1.5倍行距、预警段落红色加粗等专业排版，替代人工逐章排版工作。</w:t>
-            </w:r>
-          </w:p>
-          <w:p>
-            <w:pPr>
-              <w:spacing w:line="540" w:lineRule="exact"/>
-              <w:ind w:firstLine="640"/>
-            </w:pPr>
-            <w:r>
-              <w:rPr>
-                <w:rFonts w:ascii="仿宋_GB2312" w:hAnsi="仿宋_GB2312" w:eastAsia="仿宋_GB2312"/>
-                <w:b/>
-                <w:sz w:val="32"/>
-              </w:rPr>
-              <w:t>6. 合规审查闭环</w:t>
-            </w:r>
-          </w:p>
-          <w:p>
-            <w:pPr>
-              <w:spacing w:line="540" w:lineRule="exact"/>
-              <w:ind w:firstLine="640"/>
-            </w:pPr>
-            <w:r>
-              <w:rPr>
-                <w:rFonts w:ascii="仿宋_GB2312" w:hAnsi="仿宋_GB2312" w:eastAsia="仿宋_GB2312"/>
-                <w:sz w:val="32"/>
-              </w:rPr>
-              <w:t>六维合规校验（断面尺寸/支护参数/通风标准/安全间距/巷道类型/集团标准），叠加语义级合规审查，逐章对比生成内容与集团标准条款，自动标记预警并在Word文档中红色突出显示。</w:t>
-            </w:r>
-          </w:p>
-          <w:p>
-            <w:pPr>
-              <w:spacing w:line="540" w:lineRule="exact"/>
-              <w:ind w:firstLine="640"/>
-            </w:pPr>
-            <w:r>
-              <w:rPr>
-                <w:rFonts w:ascii="仿宋_GB2312" w:hAnsi="仿宋_GB2312" w:eastAsia="仿宋_GB2312"/>
-                <w:sz w:val="32"/>
-              </w:rPr>
-              <w:t>7. AI智能问答助手</w:t>
-            </w:r>
-          </w:p>
-          <w:p>
-            <w:pPr>
-              <w:spacing w:line="540" w:lineRule="exact"/>
-              <w:ind w:firstLine="640"/>
-            </w:pPr>
-            <w:r>
-              <w:rPr>
-                <w:rFonts w:ascii="仿宋_GB2312" w:hAnsi="仿宋_GB2312" w:eastAsia="仿宋_GB2312"/>
-                <w:sz w:val="32"/>
-              </w:rPr>
-              <w:t>基于LLM Tool Calling实现6大专业工具（支护计算/通风计算/循环计算/标准检索/参数查表/规程建议）的智能调度，用户可通过自然语言提问，系统自动识别意图并调用对应引擎，流式输出结果与工具调用过程。</w:t>
-            </w:r>
-          </w:p>
-          <w:p>
-            <w:pPr>
-              <w:spacing w:line="540" w:lineRule="exact"/>
-              <w:ind w:firstLine="640"/>
-            </w:pPr>
-            <w:r>
-              <w:rPr>
-                <w:rFonts w:ascii="仿宋_GB2312" w:hAnsi="仿宋_GB2312" w:eastAsia="仿宋_GB2312"/>
-                <w:b/>
-                <w:sz w:val="32"/>
-              </w:rPr>
+              <w:br/>
+              <w:t>（7）跨章节一致性扫描：全文生成后自动扫描各章节数据矛盾（断层数量、设备型号、材料规格、人员编制、涌水量/瓦斯参数、巷道尺寸、工程量数据等），发现矛盾则自动修正受影响章节。</w:t>
+              <w:br/>
+              <w:t>8. 智能Word排版引擎</w:t>
+              <w:br/>
+              <w:t>最终输出的Word文件通过智能排版引擎自动识别内容层级（节/条/款/项），应用Word原生大纲样式（Heading 2/3/4），实现首行自动缩进、1.5倍行距、预警段落红色加粗等专业排版，设备材料工程量清单以规范表格形式自动排版输出，替代人工逐章排版工作。</w:t>
+              <w:br/>
+              <w:t>9. 合规审查闭环</w:t>
+              <w:br/>
+              <w:t>六维合规校验（断面尺寸/支护参数/通风标准/安全间距/巷道类型/集团标准），叠加语义级合规审查，逐章对比生成内容与集团标准条款，自动标记预警并在Word文档中红色突出显示。其中支护材料参数校核包含锚杆间排距、锚索数量与布置方式、喷层厚度等是否满足规范要求。</w:t>
+              <w:br/>
+              <w:t>10. 掘进规程配套图纸统一管理模块</w:t>
+              <w:br/>
+              <w:t>结合集团各矿掘进工作面作业规程的配套图纸需求，梳理构建统一图纸管理模块。根据现场需求可上传、检索、下载涵盖巷道断面图、支护示意图、正规循环作业图表、避灾路线图、设备布置图等常用图纸模板。</w:t>
+              <w:br/>
+              <w:t>11. AI智能问答助手</w:t>
+              <w:br/>
+              <w:t>基于LLM Tool Calling实现6大专业工具（支护计算/通风计算/循环计算/标准检索/参数查表/规程建议）的智能调度，用户可通过自然语言提问（如"15进风巷需要多少锚杆？""综掘工作面需要配置哪些设备？"），系统自动识别意图并调用对应引擎，流式输出结果与工具调用过程。</w:t>
+              <w:br/>
               <w:t>（二）研究目标</w:t>
-            </w:r>
-          </w:p>
-          <w:p>
-            <w:pPr>
-              <w:spacing w:line="540" w:lineRule="exact"/>
-              <w:ind w:left="640" w:hanging="320"/>
-            </w:pPr>
-            <w:r>
-              <w:rPr>
-                <w:rFonts w:ascii="仿宋_GB2312" w:hAnsi="仿宋_GB2312" w:eastAsia="仿宋_GB2312"/>
-                <w:sz w:val="32"/>
-              </w:rPr>
+              <w:br/>
               <w:t>• 规程编制效率：从传统人工15天缩短至AI辅助30分钟以内（提效&gt;96%）</w:t>
-            </w:r>
-          </w:p>
-          <w:p>
-            <w:pPr>
-              <w:spacing w:line="540" w:lineRule="exact"/>
-              <w:ind w:left="640" w:hanging="320"/>
-            </w:pPr>
-            <w:r>
-              <w:rPr>
-                <w:rFonts w:ascii="仿宋_GB2312" w:hAnsi="仿宋_GB2312" w:eastAsia="仿宋_GB2312"/>
-                <w:sz w:val="32"/>
-              </w:rPr>
+              <w:br/>
               <w:t>• 规程质量：单份规程总字数≥15万字，覆盖19章节，超越同类人工编写水平</w:t>
-            </w:r>
-          </w:p>
-          <w:p>
-            <w:pPr>
-              <w:spacing w:line="540" w:lineRule="exact"/>
-              <w:ind w:left="640" w:hanging="320"/>
-            </w:pPr>
-            <w:r>
-              <w:rPr>
-                <w:rFonts w:ascii="仿宋_GB2312" w:hAnsi="仿宋_GB2312" w:eastAsia="仿宋_GB2312"/>
-                <w:sz w:val="32"/>
-              </w:rPr>
+              <w:br/>
               <w:t>• 计算精度：支护/通风计算准确率≥99%</w:t>
-            </w:r>
-          </w:p>
-          <w:p>
-            <w:pPr>
-              <w:spacing w:line="540" w:lineRule="exact"/>
-              <w:ind w:left="640" w:hanging="320"/>
-            </w:pPr>
-            <w:r>
-              <w:rPr>
-                <w:rFonts w:ascii="仿宋_GB2312" w:hAnsi="仿宋_GB2312" w:eastAsia="仿宋_GB2312"/>
-                <w:sz w:val="32"/>
-              </w:rPr>
+              <w:br/>
               <w:t>• 知识库规模：国家标准/行业规范≥500条条款，客户规程≥5000条片段</w:t>
-            </w:r>
-          </w:p>
-          <w:p>
-            <w:pPr>
-              <w:spacing w:line="540" w:lineRule="exact"/>
-              <w:ind w:left="640" w:hanging="320"/>
-            </w:pPr>
-            <w:r>
-              <w:rPr>
-                <w:rFonts w:ascii="仿宋_GB2312" w:hAnsi="仿宋_GB2312" w:eastAsia="仿宋_GB2312"/>
-                <w:sz w:val="32"/>
-              </w:rPr>
+              <w:br/>
+              <w:t>• 设备材料覆盖：自动生成施工设备清单与支护材料工程量清单，覆盖掘进工作面全部主要设备与材料品类</w:t>
+              <w:br/>
               <w:t>• 合规覆盖：六维合规校验，法规引用≥3条/章</w:t>
-            </w:r>
-          </w:p>
-          <w:p>
-            <w:pPr>
-              <w:spacing w:line="540" w:lineRule="exact"/>
-              <w:ind w:left="640" w:hanging="320"/>
-            </w:pPr>
-            <w:r>
-              <w:rPr>
-                <w:rFonts w:ascii="仿宋_GB2312" w:hAnsi="仿宋_GB2312" w:eastAsia="仿宋_GB2312"/>
-                <w:sz w:val="32"/>
-              </w:rPr>
+              <w:br/>
               <w:t>• 并发能力：支持≥50用户同时使用</w:t>
-            </w:r>
-          </w:p>
-          <w:p>
-            <w:pPr>
-              <w:spacing w:line="540" w:lineRule="exact"/>
-              <w:ind w:firstLine="640"/>
-            </w:pPr>
-            <w:r>
-              <w:rPr>
-                <w:rFonts w:ascii="仿宋_GB2312" w:hAnsi="仿宋_GB2312" w:eastAsia="仿宋_GB2312"/>
-                <w:b/>
-                <w:sz w:val="32"/>
-              </w:rPr>
+              <w:br/>
               <w:t>（三）关键技术指标（已验证性能）</w:t>
-            </w:r>
-          </w:p>
-          <w:p>
-            <w:pPr>
-              <w:spacing w:line="540" w:lineRule="exact"/>
-              <w:ind w:firstLine="640"/>
-            </w:pPr>
-            <w:r>
-              <w:rPr>
-                <w:rFonts w:ascii="仿宋_GB2312" w:hAnsi="仿宋_GB2312" w:eastAsia="仿宋_GB2312"/>
-                <w:sz w:val="32"/>
-              </w:rPr>
+              <w:br/>
               <w:t>经平台原型验证，主要技术指标如下：</w:t>
-            </w:r>
-          </w:p>
-          <w:p>
-            <w:pPr>
-              <w:spacing w:line="540" w:lineRule="exact"/>
-              <w:ind w:left="640" w:hanging="320"/>
-            </w:pPr>
-            <w:r>
-              <w:rPr>
-                <w:rFonts w:ascii="仿宋_GB2312" w:hAnsi="仿宋_GB2312" w:eastAsia="仿宋_GB2312"/>
-                <w:sz w:val="32"/>
-              </w:rPr>
+              <w:br/>
               <w:t>• 单份规程生成时间：约13分钟（19章节并发生成）</w:t>
-            </w:r>
-          </w:p>
-          <w:p>
-            <w:pPr>
-              <w:spacing w:line="540" w:lineRule="exact"/>
-              <w:ind w:left="640" w:hanging="320"/>
-            </w:pPr>
-            <w:r>
-              <w:rPr>
-                <w:rFonts w:ascii="仿宋_GB2312" w:hAnsi="仿宋_GB2312" w:eastAsia="仿宋_GB2312"/>
-                <w:sz w:val="32"/>
-              </w:rPr>
+              <w:br/>
               <w:t>• 单份规程总字数：177,553字（超人工范文118%）</w:t>
-            </w:r>
-          </w:p>
-          <w:p>
-            <w:pPr>
-              <w:spacing w:line="540" w:lineRule="exact"/>
-              <w:ind w:left="640" w:hanging="320"/>
-            </w:pPr>
-            <w:r>
-              <w:rPr>
-                <w:rFonts w:ascii="仿宋_GB2312" w:hAnsi="仿宋_GB2312" w:eastAsia="仿宋_GB2312"/>
-                <w:sz w:val="32"/>
-              </w:rPr>
+              <w:br/>
               <w:t>• 文件大小：约233KB Word（含智能排版）</w:t>
-            </w:r>
-          </w:p>
-          <w:p>
-            <w:pPr>
-              <w:spacing w:line="540" w:lineRule="exact"/>
-              <w:ind w:left="640" w:hanging="320"/>
-            </w:pPr>
-            <w:r>
-              <w:rPr>
-                <w:rFonts w:ascii="仿宋_GB2312" w:hAnsi="仿宋_GB2312" w:eastAsia="仿宋_GB2312"/>
-                <w:sz w:val="32"/>
-              </w:rPr>
+              <w:br/>
               <w:t>• 自迭代率：13/19章节触发Critic自评重写</w:t>
-            </w:r>
-          </w:p>
-          <w:p>
-            <w:pPr>
-              <w:spacing w:line="540" w:lineRule="exact"/>
-              <w:ind w:left="640" w:hanging="320"/>
-            </w:pPr>
-            <w:r>
-              <w:rPr>
-                <w:rFonts w:ascii="仿宋_GB2312" w:hAnsi="仿宋_GB2312" w:eastAsia="仿宋_GB2312"/>
-                <w:sz w:val="32"/>
-              </w:rPr>
+              <w:br/>
               <w:t>• 一致性自修正：自动发现并修正跨章节数据矛盾4处</w:t>
-            </w:r>
-          </w:p>
-          <w:p>
-            <w:pPr>
-              <w:spacing w:line="540" w:lineRule="exact"/>
-              <w:ind w:left="640" w:hanging="320"/>
-            </w:pPr>
-            <w:r>
-              <w:rPr>
-                <w:rFonts w:ascii="仿宋_GB2312" w:hAnsi="仿宋_GB2312" w:eastAsia="仿宋_GB2312"/>
-                <w:sz w:val="32"/>
-              </w:rPr>
+              <w:br/>
               <w:t>• 系统可用性：99.9%（LiteLLM多模型自动降级）</w:t>
             </w:r>
           </w:p>
